--- a/pr-preview/pr-134/random-variables-tracked-changes.docx
+++ b/pr-preview/pr-134/random-variables-tracked-changes.docx
@@ -16,7 +16,7 @@
       </w:pPr>
       <w:del w:id="1" w:author="PR Preview" w:date="2026-01-01T00:00:00Z">
         <w:r>
-          <w:delText xml:space="preserve">Last modified: 2026-10-14 01:48:52 (PDT)</w:delText>
+          <w:delText xml:space="preserve">Last modified: 2026-10-14 11:38:02 (PDT)</w:delText>
         </w:r>
       </w:del>
     </w:p>
@@ -26,7 +26,7 @@
       </w:pPr>
       <w:ins w:id="2" w:author="PR Preview" w:date="2026-01-01T00:00:00Z">
         <w:r>
-          <w:t xml:space="preserve">Last modified: 2026-10-14 11:03:41 (PDT)</w:t>
+          <w:t xml:space="preserve">Last modified: 2026-10-14 14:03:58 (PDT)</w:t>
         </w:r>
       </w:ins>
     </w:p>

--- a/pr-preview/pr-134/random-variables-tracked-changes.docx
+++ b/pr-preview/pr-134/random-variables-tracked-changes.docx
@@ -26,7 +26,7 @@
       </w:pPr>
       <w:ins w:id="2" w:author="PR Preview" w:date="2026-01-01T00:00:00Z">
         <w:r>
-          <w:t xml:space="preserve">Last modified: 2026-10-14 14:03:58 (PDT)</w:t>
+          <w:t xml:space="preserve">Last modified: 2026-10-14 14:49:11 (PDT)</w:t>
         </w:r>
       </w:ins>
     </w:p>

--- a/pr-preview/pr-134/random-variables-tracked-changes.docx
+++ b/pr-preview/pr-134/random-variables-tracked-changes.docx
@@ -26,7 +26,7 @@
       </w:pPr>
       <w:ins w:id="2" w:author="PR Preview" w:date="2026-01-01T00:00:00Z">
         <w:r>
-          <w:t xml:space="preserve">Last modified: 2026-10-14 14:49:11 (PDT)</w:t>
+          <w:t xml:space="preserve">Last modified: 2026-10-14 15:13:10 (PDT)</w:t>
         </w:r>
       </w:ins>
     </w:p>
@@ -12296,22 +12296,29 @@
         </m:oMathParaPr>
         <m:oMath>
           <m:r>
+            <m:rPr>
+              <m:sty m:val="p"/>
+            </m:rPr>
             <m:t>F</m:t>
           </m:r>
           <m:r>
-            <m:rPr>
-              <m:sty m:val="p"/>
-            </m:rPr>
-            <m:t>(</m:t>
+            <m:t>​</m:t>
           </m:r>
+          <m:d>
+            <m:dPr>
+              <m:begChr m:val="("/>
+              <m:sepChr m:val=""/>
+              <m:endChr m:val=")"/>
+              <m:grow/>
+            </m:dPr>
+            <m:e>
+              <m:r>
+                <m:t>t</m:t>
+              </m:r>
+            </m:e>
+          </m:d>
           <m:r>
-            <m:t>t</m:t>
-          </m:r>
-          <m:r>
-            <m:rPr>
-              <m:sty m:val="p"/>
-            </m:rPr>
-            <m:t>)</m:t>
+            <m:t>​</m:t>
           </m:r>
           <m:limUpp>
             <m:e>
@@ -12505,22 +12512,29 @@
         </m:oMathParaPr>
         <m:oMath>
           <m:r>
+            <m:rPr>
+              <m:sty m:val="p"/>
+            </m:rPr>
             <m:t>F</m:t>
           </m:r>
           <m:r>
-            <m:rPr>
-              <m:sty m:val="p"/>
-            </m:rPr>
-            <m:t>(</m:t>
+            <m:t>​</m:t>
           </m:r>
+          <m:d>
+            <m:dPr>
+              <m:begChr m:val="("/>
+              <m:sepChr m:val=""/>
+              <m:endChr m:val=")"/>
+              <m:grow/>
+            </m:dPr>
+            <m:e>
+              <m:r>
+                <m:t>t</m:t>
+              </m:r>
+            </m:e>
+          </m:d>
           <m:r>
-            <m:t>t</m:t>
-          </m:r>
-          <m:r>
-            <m:rPr>
-              <m:sty m:val="p"/>
-            </m:rPr>
-            <m:t>)</m:t>
+            <m:t>​</m:t>
           </m:r>
           <m:r>
             <m:rPr>
@@ -12746,6 +12760,9 @@
       </w:r>
       <m:oMath>
         <m:r>
+          <m:rPr>
+            <m:sty m:val="p"/>
+          </m:rPr>
           <m:t>F</m:t>
         </m:r>
       </m:oMath>
@@ -12819,22 +12836,29 @@
             </m:lim>
           </m:limLow>
           <m:r>
+            <m:rPr>
+              <m:sty m:val="p"/>
+            </m:rPr>
             <m:t>F</m:t>
           </m:r>
           <m:r>
-            <m:rPr>
-              <m:sty m:val="p"/>
-            </m:rPr>
-            <m:t>(</m:t>
+            <m:t>​</m:t>
           </m:r>
+          <m:d>
+            <m:dPr>
+              <m:begChr m:val="("/>
+              <m:sepChr m:val=""/>
+              <m:endChr m:val=")"/>
+              <m:grow/>
+            </m:dPr>
+            <m:e>
+              <m:r>
+                <m:t>t</m:t>
+              </m:r>
+            </m:e>
+          </m:d>
           <m:r>
-            <m:t>t</m:t>
-          </m:r>
-          <m:r>
-            <m:rPr>
-              <m:sty m:val="p"/>
-            </m:rPr>
-            <m:t>)</m:t>
+            <m:t>​</m:t>
           </m:r>
           <m:r>
             <m:rPr>
@@ -12882,22 +12906,29 @@
             </m:lim>
           </m:limLow>
           <m:r>
+            <m:rPr>
+              <m:sty m:val="p"/>
+            </m:rPr>
             <m:t>F</m:t>
           </m:r>
           <m:r>
-            <m:rPr>
-              <m:sty m:val="p"/>
-            </m:rPr>
-            <m:t>(</m:t>
+            <m:t>​</m:t>
           </m:r>
+          <m:d>
+            <m:dPr>
+              <m:begChr m:val="("/>
+              <m:sepChr m:val=""/>
+              <m:endChr m:val=")"/>
+              <m:grow/>
+            </m:dPr>
+            <m:e>
+              <m:r>
+                <m:t>t</m:t>
+              </m:r>
+            </m:e>
+          </m:d>
           <m:r>
-            <m:t>t</m:t>
-          </m:r>
-          <m:r>
-            <m:rPr>
-              <m:sty m:val="p"/>
-            </m:rPr>
-            <m:t>)</m:t>
+            <m:t>​</m:t>
           </m:r>
           <m:r>
             <m:rPr>
@@ -13106,22 +13137,29 @@
           <m:eqArr>
             <m:e>
               <m:r>
+                <m:rPr>
+                  <m:sty m:val="p"/>
+                </m:rPr>
                 <m:t>F</m:t>
               </m:r>
               <m:r>
-                <m:rPr>
-                  <m:sty m:val="p"/>
-                </m:rPr>
-                <m:t>(</m:t>
-              </m:r>
-              <m:r>
-                <m:t>t</m:t>
-              </m:r>
-              <m:r>
-                <m:rPr>
-                  <m:sty m:val="p"/>
-                </m:rPr>
-                <m:t>)</m:t>
+                <m:t>​</m:t>
+              </m:r>
+              <m:d>
+                <m:dPr>
+                  <m:begChr m:val="("/>
+                  <m:sepChr m:val=""/>
+                  <m:endChr m:val=")"/>
+                  <m:grow/>
+                </m:dPr>
+                <m:e>
+                  <m:r>
+                    <m:t>t</m:t>
+                  </m:r>
+                </m:e>
+              </m:d>
+              <m:r>
+                <m:t>​</m:t>
               </m:r>
               <m:r>
                 <m:t>&amp;</m:t>
@@ -13286,22 +13324,29 @@
                 <m:t>=</m:t>
               </m:r>
               <m:r>
+                <m:rPr>
+                  <m:sty m:val="p"/>
+                </m:rPr>
                 <m:t>F</m:t>
               </m:r>
               <m:r>
-                <m:rPr>
-                  <m:sty m:val="p"/>
-                </m:rPr>
-                <m:t>(</m:t>
-              </m:r>
-              <m:r>
-                <m:t>s</m:t>
-              </m:r>
-              <m:r>
-                <m:rPr>
-                  <m:sty m:val="p"/>
-                </m:rPr>
-                <m:t>)</m:t>
+                <m:t>​</m:t>
+              </m:r>
+              <m:d>
+                <m:dPr>
+                  <m:begChr m:val="("/>
+                  <m:sepChr m:val=""/>
+                  <m:endChr m:val=")"/>
+                  <m:grow/>
+                </m:dPr>
+                <m:e>
+                  <m:r>
+                    <m:t>s</m:t>
+                  </m:r>
+                </m:e>
+              </m:d>
+              <m:r>
+                <m:t>​</m:t>
               </m:r>
               <m:r>
                 <m:t>&amp;</m:t>
@@ -13599,28 +13644,35 @@
       </w:r>
       <m:oMath>
         <m:r>
+          <m:rPr>
+            <m:sty m:val="p"/>
+          </m:rPr>
           <m:t>F</m:t>
         </m:r>
         <m:r>
-          <m:rPr>
-            <m:sty m:val="p"/>
-          </m:rPr>
-          <m:t>(</m:t>
-        </m:r>
-        <m:r>
-          <m:rPr>
-            <m:sty m:val="p"/>
-          </m:rPr>
-          <m:t>−</m:t>
-        </m:r>
-        <m:r>
-          <m:t>n</m:t>
-        </m:r>
-        <m:r>
-          <m:rPr>
-            <m:sty m:val="p"/>
-          </m:rPr>
-          <m:t>)</m:t>
+          <m:t>​</m:t>
+        </m:r>
+        <m:d>
+          <m:dPr>
+            <m:begChr m:val="("/>
+            <m:sepChr m:val=""/>
+            <m:endChr m:val=")"/>
+            <m:grow/>
+          </m:dPr>
+          <m:e>
+            <m:r>
+              <m:rPr>
+                <m:sty m:val="p"/>
+              </m:rPr>
+              <m:t>−</m:t>
+            </m:r>
+            <m:r>
+              <m:t>n</m:t>
+            </m:r>
+          </m:e>
+        </m:d>
+        <m:r>
+          <m:t>​</m:t>
         </m:r>
         <m:r>
           <m:rPr>
@@ -13717,22 +13769,29 @@
           <m:t>≤</m:t>
         </m:r>
         <m:r>
+          <m:rPr>
+            <m:sty m:val="p"/>
+          </m:rPr>
           <m:t>F</m:t>
         </m:r>
         <m:r>
-          <m:rPr>
-            <m:sty m:val="p"/>
-          </m:rPr>
-          <m:t>(</m:t>
-        </m:r>
-        <m:r>
-          <m:t>t</m:t>
-        </m:r>
-        <m:r>
-          <m:rPr>
-            <m:sty m:val="p"/>
-          </m:rPr>
-          <m:t>)</m:t>
+          <m:t>​</m:t>
+        </m:r>
+        <m:d>
+          <m:dPr>
+            <m:begChr m:val="("/>
+            <m:sepChr m:val=""/>
+            <m:endChr m:val=")"/>
+            <m:grow/>
+          </m:dPr>
+          <m:e>
+            <m:r>
+              <m:t>t</m:t>
+            </m:r>
+          </m:e>
+        </m:d>
+        <m:r>
+          <m:t>​</m:t>
         </m:r>
         <m:r>
           <m:rPr>
@@ -13741,28 +13800,35 @@
           <m:t>≤</m:t>
         </m:r>
         <m:r>
+          <m:rPr>
+            <m:sty m:val="p"/>
+          </m:rPr>
           <m:t>F</m:t>
         </m:r>
         <m:r>
-          <m:rPr>
-            <m:sty m:val="p"/>
-          </m:rPr>
-          <m:t>(</m:t>
-        </m:r>
-        <m:r>
-          <m:rPr>
-            <m:sty m:val="p"/>
-          </m:rPr>
-          <m:t>−</m:t>
-        </m:r>
-        <m:r>
-          <m:t>n</m:t>
-        </m:r>
-        <m:r>
-          <m:rPr>
-            <m:sty m:val="p"/>
-          </m:rPr>
-          <m:t>)</m:t>
+          <m:t>​</m:t>
+        </m:r>
+        <m:d>
+          <m:dPr>
+            <m:begChr m:val="("/>
+            <m:sepChr m:val=""/>
+            <m:endChr m:val=")"/>
+            <m:grow/>
+          </m:dPr>
+          <m:e>
+            <m:r>
+              <m:rPr>
+                <m:sty m:val="p"/>
+              </m:rPr>
+              <m:t>−</m:t>
+            </m:r>
+            <m:r>
+              <m:t>n</m:t>
+            </m:r>
+          </m:e>
+        </m:d>
+        <m:r>
+          <m:t>​</m:t>
         </m:r>
       </m:oMath>
       <w:r>
@@ -13773,6 +13839,9 @@
       </w:r>
       <m:oMath>
         <m:r>
+          <m:rPr>
+            <m:sty m:val="p"/>
+          </m:rPr>
           <m:t>F</m:t>
         </m:r>
       </m:oMath>
@@ -13793,22 +13862,29 @@
       </w:r>
       <m:oMath>
         <m:r>
+          <m:rPr>
+            <m:sty m:val="p"/>
+          </m:rPr>
           <m:t>F</m:t>
         </m:r>
         <m:r>
-          <m:rPr>
-            <m:sty m:val="p"/>
-          </m:rPr>
-          <m:t>(</m:t>
-        </m:r>
-        <m:r>
-          <m:t>t</m:t>
-        </m:r>
-        <m:r>
-          <m:rPr>
-            <m:sty m:val="p"/>
-          </m:rPr>
-          <m:t>)</m:t>
+          <m:t>​</m:t>
+        </m:r>
+        <m:d>
+          <m:dPr>
+            <m:begChr m:val="("/>
+            <m:sepChr m:val=""/>
+            <m:endChr m:val=")"/>
+            <m:grow/>
+          </m:dPr>
+          <m:e>
+            <m:r>
+              <m:t>t</m:t>
+            </m:r>
+          </m:e>
+        </m:d>
+        <m:r>
+          <m:t>​</m:t>
         </m:r>
         <m:r>
           <m:rPr>
@@ -14133,22 +14209,29 @@
           <m:eqArr>
             <m:e>
               <m:r>
+                <m:rPr>
+                  <m:sty m:val="p"/>
+                </m:rPr>
                 <m:t>F</m:t>
               </m:r>
               <m:r>
-                <m:rPr>
-                  <m:sty m:val="p"/>
-                </m:rPr>
-                <m:t>(</m:t>
-              </m:r>
-              <m:r>
-                <m:t>n</m:t>
-              </m:r>
-              <m:r>
-                <m:rPr>
-                  <m:sty m:val="p"/>
-                </m:rPr>
-                <m:t>)</m:t>
+                <m:t>​</m:t>
+              </m:r>
+              <m:d>
+                <m:dPr>
+                  <m:begChr m:val="("/>
+                  <m:sepChr m:val=""/>
+                  <m:endChr m:val=")"/>
+                  <m:grow/>
+                </m:dPr>
+                <m:e>
+                  <m:r>
+                    <m:t>n</m:t>
+                  </m:r>
+                </m:e>
+              </m:d>
+              <m:r>
+                <m:t>​</m:t>
               </m:r>
               <m:r>
                 <m:t>&amp;</m:t>
@@ -14330,22 +14413,29 @@
       </w:r>
       <m:oMath>
         <m:r>
+          <m:rPr>
+            <m:sty m:val="p"/>
+          </m:rPr>
           <m:t>F</m:t>
         </m:r>
         <m:r>
-          <m:rPr>
-            <m:sty m:val="p"/>
-          </m:rPr>
-          <m:t>(</m:t>
-        </m:r>
-        <m:r>
-          <m:t>n</m:t>
-        </m:r>
-        <m:r>
-          <m:rPr>
-            <m:sty m:val="p"/>
-          </m:rPr>
-          <m:t>)</m:t>
+          <m:t>​</m:t>
+        </m:r>
+        <m:d>
+          <m:dPr>
+            <m:begChr m:val="("/>
+            <m:sepChr m:val=""/>
+            <m:endChr m:val=")"/>
+            <m:grow/>
+          </m:dPr>
+          <m:e>
+            <m:r>
+              <m:t>n</m:t>
+            </m:r>
+          </m:e>
+        </m:d>
+        <m:r>
+          <m:t>​</m:t>
         </m:r>
         <m:r>
           <m:rPr>
@@ -14354,22 +14444,29 @@
           <m:t>≤</m:t>
         </m:r>
         <m:r>
+          <m:rPr>
+            <m:sty m:val="p"/>
+          </m:rPr>
           <m:t>F</m:t>
         </m:r>
         <m:r>
-          <m:rPr>
-            <m:sty m:val="p"/>
-          </m:rPr>
-          <m:t>(</m:t>
-        </m:r>
-        <m:r>
-          <m:t>t</m:t>
-        </m:r>
-        <m:r>
-          <m:rPr>
-            <m:sty m:val="p"/>
-          </m:rPr>
-          <m:t>)</m:t>
+          <m:t>​</m:t>
+        </m:r>
+        <m:d>
+          <m:dPr>
+            <m:begChr m:val="("/>
+            <m:sepChr m:val=""/>
+            <m:endChr m:val=")"/>
+            <m:grow/>
+          </m:dPr>
+          <m:e>
+            <m:r>
+              <m:t>t</m:t>
+            </m:r>
+          </m:e>
+        </m:d>
+        <m:r>
+          <m:t>​</m:t>
         </m:r>
         <m:r>
           <m:rPr>
@@ -14389,6 +14486,9 @@
       </w:r>
       <m:oMath>
         <m:r>
+          <m:rPr>
+            <m:sty m:val="p"/>
+          </m:rPr>
           <m:t>F</m:t>
         </m:r>
       </m:oMath>
@@ -14409,22 +14509,29 @@
       </w:r>
       <m:oMath>
         <m:r>
+          <m:rPr>
+            <m:sty m:val="p"/>
+          </m:rPr>
           <m:t>F</m:t>
         </m:r>
         <m:r>
-          <m:rPr>
-            <m:sty m:val="p"/>
-          </m:rPr>
-          <m:t>(</m:t>
-        </m:r>
-        <m:r>
-          <m:t>t</m:t>
-        </m:r>
-        <m:r>
-          <m:rPr>
-            <m:sty m:val="p"/>
-          </m:rPr>
-          <m:t>)</m:t>
+          <m:t>​</m:t>
+        </m:r>
+        <m:d>
+          <m:dPr>
+            <m:begChr m:val="("/>
+            <m:sepChr m:val=""/>
+            <m:endChr m:val=")"/>
+            <m:grow/>
+          </m:dPr>
+          <m:e>
+            <m:r>
+              <m:t>t</m:t>
+            </m:r>
+          </m:e>
+        </m:d>
+        <m:r>
+          <m:t>​</m:t>
         </m:r>
         <m:r>
           <m:rPr>
@@ -14753,6 +14860,9 @@
       </w:r>
       <m:oMath>
         <m:r>
+          <m:rPr>
+            <m:sty m:val="p"/>
+          </m:rPr>
           <m:t>F</m:t>
         </m:r>
       </m:oMath>
@@ -14786,6 +14896,9 @@
       </w:r>
       <m:oMath>
         <m:r>
+          <m:rPr>
+            <m:sty m:val="p"/>
+          </m:rPr>
           <m:t>F</m:t>
         </m:r>
       </m:oMath>
@@ -14809,22 +14922,29 @@
         </m:oMathParaPr>
         <m:oMath>
           <m:r>
+            <m:rPr>
+              <m:sty m:val="p"/>
+            </m:rPr>
             <m:t>Q</m:t>
           </m:r>
           <m:r>
-            <m:rPr>
-              <m:sty m:val="p"/>
-            </m:rPr>
-            <m:t>(</m:t>
+            <m:t>​</m:t>
           </m:r>
+          <m:d>
+            <m:dPr>
+              <m:begChr m:val="("/>
+              <m:sepChr m:val=""/>
+              <m:endChr m:val=")"/>
+              <m:grow/>
+            </m:dPr>
+            <m:e>
+              <m:r>
+                <m:t>p</m:t>
+              </m:r>
+            </m:e>
+          </m:d>
           <m:r>
-            <m:t>p</m:t>
-          </m:r>
-          <m:r>
-            <m:rPr>
-              <m:sty m:val="p"/>
-            </m:rPr>
-            <m:t>)</m:t>
+            <m:t>​</m:t>
           </m:r>
           <m:limUpp>
             <m:e>
@@ -14852,52 +14972,63 @@
             <m:t>inf</m:t>
           </m:r>
           <m:r>
-            <m:rPr>
-              <m:sty m:val="p"/>
-            </m:rPr>
-            <m:t>{</m:t>
+            <m:t>​</m:t>
           </m:r>
+          <m:d>
+            <m:dPr>
+              <m:begChr m:val="{"/>
+              <m:sepChr m:val=""/>
+              <m:endChr m:val="}"/>
+              <m:grow/>
+            </m:dPr>
+            <m:e>
+              <m:r>
+                <m:t>t</m:t>
+              </m:r>
+              <m:r>
+                <m:rPr>
+                  <m:sty m:val="p"/>
+                </m:rPr>
+                <m:t>:</m:t>
+              </m:r>
+              <m:r>
+                <m:rPr>
+                  <m:sty m:val="p"/>
+                </m:rPr>
+                <m:t>F</m:t>
+              </m:r>
+              <m:r>
+                <m:t>​</m:t>
+              </m:r>
+              <m:d>
+                <m:dPr>
+                  <m:begChr m:val="("/>
+                  <m:sepChr m:val=""/>
+                  <m:endChr m:val=")"/>
+                  <m:grow/>
+                </m:dPr>
+                <m:e>
+                  <m:r>
+                    <m:t>t</m:t>
+                  </m:r>
+                </m:e>
+              </m:d>
+              <m:r>
+                <m:t>​</m:t>
+              </m:r>
+              <m:r>
+                <m:rPr>
+                  <m:sty m:val="p"/>
+                </m:rPr>
+                <m:t>≥</m:t>
+              </m:r>
+              <m:r>
+                <m:t>p</m:t>
+              </m:r>
+            </m:e>
+          </m:d>
           <m:r>
-            <m:t>t</m:t>
-          </m:r>
-          <m:r>
-            <m:rPr>
-              <m:sty m:val="p"/>
-            </m:rPr>
-            <m:t>:</m:t>
-          </m:r>
-          <m:r>
-            <m:t>F</m:t>
-          </m:r>
-          <m:r>
-            <m:rPr>
-              <m:sty m:val="p"/>
-            </m:rPr>
-            <m:t>(</m:t>
-          </m:r>
-          <m:r>
-            <m:t>t</m:t>
-          </m:r>
-          <m:r>
-            <m:rPr>
-              <m:sty m:val="p"/>
-            </m:rPr>
-            <m:t>)</m:t>
-          </m:r>
-          <m:r>
-            <m:rPr>
-              <m:sty m:val="p"/>
-            </m:rPr>
-            <m:t>≥</m:t>
-          </m:r>
-          <m:r>
-            <m:t>p</m:t>
-          </m:r>
-          <m:r>
-            <m:rPr>
-              <m:sty m:val="p"/>
-            </m:rPr>
-            <m:t>}</m:t>
+            <m:t>​</m:t>
           </m:r>
           <m:r>
             <m:rPr>
@@ -14909,25 +15040,37 @@
             <m:t> </m:t>
           </m:r>
           <m:r>
+            <m:t>p</m:t>
+          </m:r>
+          <m:r>
+            <m:rPr>
+              <m:sty m:val="p"/>
+            </m:rPr>
+            <m:t>∈</m:t>
+          </m:r>
+          <m:r>
+            <m:rPr>
+              <m:sty m:val="p"/>
+            </m:rPr>
+            <m:t>(</m:t>
+          </m:r>
+          <m:r>
             <m:t>0</m:t>
           </m:r>
           <m:r>
             <m:rPr>
               <m:sty m:val="p"/>
             </m:rPr>
-            <m:t>&lt;</m:t>
+            <m:t>,</m:t>
           </m:r>
           <m:r>
-            <m:t>p</m:t>
+            <m:t>1</m:t>
           </m:r>
           <m:r>
             <m:rPr>
               <m:sty m:val="p"/>
             </m:rPr>
-            <m:t>&lt;</m:t>
-          </m:r>
-          <m:r>
-            <m:t>1</m:t>
+            <m:t>)</m:t>
           </m:r>
           <m:r>
             <m:rPr>
@@ -14961,14 +15104,91 @@
       </w:r>
       <m:oMath>
         <m:r>
+          <m:t>p</m:t>
+        </m:r>
+        <m:r>
+          <m:rPr>
+            <m:sty m:val="p"/>
+          </m:rPr>
+          <m:t>∈</m:t>
+        </m:r>
+        <m:r>
+          <m:rPr>
+            <m:sty m:val="p"/>
+          </m:rPr>
+          <m:t>(</m:t>
+        </m:r>
+        <m:r>
           <m:t>0</m:t>
         </m:r>
         <m:r>
           <m:rPr>
             <m:sty m:val="p"/>
           </m:rPr>
-          <m:t>&lt;</m:t>
-        </m:r>
+          <m:t>,</m:t>
+        </m:r>
+        <m:r>
+          <m:t>1</m:t>
+        </m:r>
+        <m:r>
+          <m:rPr>
+            <m:sty m:val="p"/>
+          </m:rPr>
+          <m:t>)</m:t>
+        </m:r>
+      </m:oMath>
+      <w:r>
+        <w:t xml:space="preserve"> </w:t>
+      </w:r>
+      <w:r>
+        <w:t xml:space="preserve">keeps</w:t>
+      </w:r>
+      <w:r>
+        <w:t xml:space="preserve"> </w:t>
+      </w:r>
+      <m:oMath>
+        <m:r>
+          <m:rPr>
+            <m:sty m:val="p"/>
+          </m:rPr>
+          <m:t>Q</m:t>
+        </m:r>
+        <m:r>
+          <m:t>​</m:t>
+        </m:r>
+        <m:d>
+          <m:dPr>
+            <m:begChr m:val="("/>
+            <m:sepChr m:val=""/>
+            <m:endChr m:val=")"/>
+            <m:grow/>
+          </m:dPr>
+          <m:e>
+            <m:r>
+              <m:t>p</m:t>
+            </m:r>
+          </m:e>
+        </m:d>
+        <m:r>
+          <m:t>​</m:t>
+        </m:r>
+      </m:oMath>
+      <w:r>
+        <w:t xml:space="preserve"> </w:t>
+      </w:r>
+      <w:r>
+        <w:t xml:space="preserve">finite:</w:t>
+      </w:r>
+      <w:r>
+        <w:t xml:space="preserve"> </w:t>
+      </w:r>
+      <w:r>
+        <w:t xml:space="preserve">for</w:t>
+      </w:r>
+      <w:r>
+        <w:t xml:space="preserve"> </w:t>
+      </w:r>
+      <m:oMath>
         <m:r>
           <m:t>p</m:t>
         </m:r>
@@ -14976,71 +15196,13 @@
           <m:rPr>
             <m:sty m:val="p"/>
           </m:rPr>
-          <m:t>&lt;</m:t>
+          <m:t>=</m:t>
         </m:r>
         <m:r>
           <m:t>1</m:t>
         </m:r>
       </m:oMath>
       <w:r>
-        <w:t xml:space="preserve"> </w:t>
-      </w:r>
-      <w:r>
-        <w:t xml:space="preserve">keeps</w:t>
-      </w:r>
-      <w:r>
-        <w:t xml:space="preserve"> </w:t>
-      </w:r>
-      <m:oMath>
-        <m:r>
-          <m:t>Q</m:t>
-        </m:r>
-        <m:r>
-          <m:rPr>
-            <m:sty m:val="p"/>
-          </m:rPr>
-          <m:t>(</m:t>
-        </m:r>
-        <m:r>
-          <m:t>p</m:t>
-        </m:r>
-        <m:r>
-          <m:rPr>
-            <m:sty m:val="p"/>
-          </m:rPr>
-          <m:t>)</m:t>
-        </m:r>
-      </m:oMath>
-      <w:r>
-        <w:t xml:space="preserve"> </w:t>
-      </w:r>
-      <w:r>
-        <w:t xml:space="preserve">finite:</w:t>
-      </w:r>
-      <w:r>
-        <w:t xml:space="preserve"> </w:t>
-      </w:r>
-      <w:r>
-        <w:t xml:space="preserve">for</w:t>
-      </w:r>
-      <w:r>
-        <w:t xml:space="preserve"> </w:t>
-      </w:r>
-      <m:oMath>
-        <m:r>
-          <m:t>p</m:t>
-        </m:r>
-        <m:r>
-          <m:rPr>
-            <m:sty m:val="p"/>
-          </m:rPr>
-          <m:t>=</m:t>
-        </m:r>
-        <m:r>
-          <m:t>1</m:t>
-        </m:r>
-      </m:oMath>
-      <w:r>
         <w:t xml:space="preserve">, the set</w:t>
       </w:r>
       <w:r>
@@ -15048,81 +15210,99 @@
       </w:r>
       <m:oMath>
         <m:r>
-          <m:rPr>
-            <m:sty m:val="p"/>
-          </m:rPr>
-          <m:t>{</m:t>
-        </m:r>
-        <m:r>
-          <m:t>t</m:t>
-        </m:r>
-        <m:r>
-          <m:rPr>
-            <m:sty m:val="p"/>
-          </m:rPr>
-          <m:t>:</m:t>
-        </m:r>
-        <m:r>
+          <m:t>​</m:t>
+        </m:r>
+        <m:d>
+          <m:dPr>
+            <m:begChr m:val="{"/>
+            <m:sepChr m:val=""/>
+            <m:endChr m:val="}"/>
+            <m:grow/>
+          </m:dPr>
+          <m:e>
+            <m:r>
+              <m:t>t</m:t>
+            </m:r>
+            <m:r>
+              <m:rPr>
+                <m:sty m:val="p"/>
+              </m:rPr>
+              <m:t>:</m:t>
+            </m:r>
+            <m:r>
+              <m:rPr>
+                <m:sty m:val="p"/>
+              </m:rPr>
+              <m:t>F</m:t>
+            </m:r>
+            <m:r>
+              <m:t>​</m:t>
+            </m:r>
+            <m:d>
+              <m:dPr>
+                <m:begChr m:val="("/>
+                <m:sepChr m:val=""/>
+                <m:endChr m:val=")"/>
+                <m:grow/>
+              </m:dPr>
+              <m:e>
+                <m:r>
+                  <m:t>t</m:t>
+                </m:r>
+              </m:e>
+            </m:d>
+            <m:r>
+              <m:t>​</m:t>
+            </m:r>
+            <m:r>
+              <m:rPr>
+                <m:sty m:val="p"/>
+              </m:rPr>
+              <m:t>≥</m:t>
+            </m:r>
+            <m:r>
+              <m:t>1</m:t>
+            </m:r>
+          </m:e>
+        </m:d>
+        <m:r>
+          <m:t>​</m:t>
+        </m:r>
+      </m:oMath>
+      <w:r>
+        <w:t xml:space="preserve"> </w:t>
+      </w:r>
+      <w:r>
+        <w:t xml:space="preserve">is empty whenever</w:t>
+      </w:r>
+      <w:r>
+        <w:t xml:space="preserve"> </w:t>
+      </w:r>
+      <m:oMath>
+        <m:r>
+          <m:rPr>
+            <m:sty m:val="p"/>
+          </m:rPr>
           <m:t>F</m:t>
         </m:r>
         <m:r>
-          <m:rPr>
-            <m:sty m:val="p"/>
-          </m:rPr>
-          <m:t>(</m:t>
-        </m:r>
-        <m:r>
-          <m:t>t</m:t>
-        </m:r>
-        <m:r>
-          <m:rPr>
-            <m:sty m:val="p"/>
-          </m:rPr>
-          <m:t>)</m:t>
-        </m:r>
-        <m:r>
-          <m:rPr>
-            <m:sty m:val="p"/>
-          </m:rPr>
-          <m:t>≥</m:t>
-        </m:r>
-        <m:r>
-          <m:t>1</m:t>
-        </m:r>
-        <m:r>
-          <m:rPr>
-            <m:sty m:val="p"/>
-          </m:rPr>
-          <m:t>}</m:t>
-        </m:r>
-      </m:oMath>
-      <w:r>
-        <w:t xml:space="preserve"> </w:t>
-      </w:r>
-      <w:r>
-        <w:t xml:space="preserve">is empty whenever</w:t>
-      </w:r>
-      <w:r>
-        <w:t xml:space="preserve"> </w:t>
-      </w:r>
-      <m:oMath>
-        <m:r>
-          <m:t>F</m:t>
-        </m:r>
-        <m:r>
-          <m:rPr>
-            <m:sty m:val="p"/>
-          </m:rPr>
-          <m:t>(</m:t>
-        </m:r>
-        <m:r>
-          <m:t>t</m:t>
-        </m:r>
-        <m:r>
-          <m:rPr>
-            <m:sty m:val="p"/>
-          </m:rPr>
-          <m:t>)</m:t>
+          <m:t>​</m:t>
+        </m:r>
+        <m:d>
+          <m:dPr>
+            <m:begChr m:val="("/>
+            <m:sepChr m:val=""/>
+            <m:endChr m:val=")"/>
+            <m:grow/>
+          </m:dPr>
+          <m:e>
+            <m:r>
+              <m:t>t</m:t>
+            </m:r>
+          </m:e>
+        </m:d>
+        <m:r>
+          <m:t>​</m:t>
         </m:r>
         <m:r>
           <m:rPr>
@@ -15229,14 +15409,50 @@
       </w:r>
       <m:oMath>
         <m:r>
+          <m:rPr>
+            <m:sty m:val="p"/>
+          </m:rPr>
           <m:t>F</m:t>
         </m:r>
         <m:r>
-          <m:rPr>
-            <m:sty m:val="p"/>
-          </m:rPr>
-          <m:t>(</m:t>
-        </m:r>
+          <m:t>​</m:t>
+        </m:r>
+        <m:d>
+          <m:dPr>
+            <m:begChr m:val="("/>
+            <m:sepChr m:val=""/>
+            <m:endChr m:val=")"/>
+            <m:grow/>
+          </m:dPr>
+          <m:e>
+            <m:r>
+              <m:t>t</m:t>
+            </m:r>
+          </m:e>
+        </m:d>
+        <m:r>
+          <m:t>​</m:t>
+        </m:r>
+        <m:r>
+          <m:rPr>
+            <m:sty m:val="p"/>
+          </m:rPr>
+          <m:t>≥</m:t>
+        </m:r>
+        <m:r>
+          <m:t>0.5</m:t>
+        </m:r>
+      </m:oMath>
+      <w:r>
+        <w:t xml:space="preserve"> </w:t>
+      </w:r>
+      <w:r>
+        <w:t xml:space="preserve">first holds at</w:t>
+      </w:r>
+      <w:r>
+        <w:t xml:space="preserve"> </w:t>
+      </w:r>
+      <m:oMath>
         <m:r>
           <m:t>t</m:t>
         </m:r>
@@ -15244,35 +15460,6 @@
           <m:rPr>
             <m:sty m:val="p"/>
           </m:rPr>
-          <m:t>)</m:t>
-        </m:r>
-        <m:r>
-          <m:rPr>
-            <m:sty m:val="p"/>
-          </m:rPr>
-          <m:t>≥</m:t>
-        </m:r>
-        <m:r>
-          <m:t>0.5</m:t>
-        </m:r>
-      </m:oMath>
-      <w:r>
-        <w:t xml:space="preserve"> </w:t>
-      </w:r>
-      <w:r>
-        <w:t xml:space="preserve">first holds at</w:t>
-      </w:r>
-      <w:r>
-        <w:t xml:space="preserve"> </w:t>
-      </w:r>
-      <m:oMath>
-        <m:r>
-          <m:t>t</m:t>
-        </m:r>
-        <m:r>
-          <m:rPr>
-            <m:sty m:val="p"/>
-          </m:rPr>
           <m:t>=</m:t>
         </m:r>
         <m:r>
@@ -15293,22 +15480,29 @@
       </w:r>
       <m:oMath>
         <m:r>
+          <m:rPr>
+            <m:sty m:val="p"/>
+          </m:rPr>
           <m:t>Q</m:t>
         </m:r>
         <m:r>
-          <m:rPr>
-            <m:sty m:val="p"/>
-          </m:rPr>
-          <m:t>(</m:t>
-        </m:r>
-        <m:r>
-          <m:t>0.5</m:t>
-        </m:r>
-        <m:r>
-          <m:rPr>
-            <m:sty m:val="p"/>
-          </m:rPr>
-          <m:t>)</m:t>
+          <m:t>​</m:t>
+        </m:r>
+        <m:d>
+          <m:dPr>
+            <m:begChr m:val="("/>
+            <m:sepChr m:val=""/>
+            <m:endChr m:val=")"/>
+            <m:grow/>
+          </m:dPr>
+          <m:e>
+            <m:r>
+              <m:t>0.5</m:t>
+            </m:r>
+          </m:e>
+        </m:d>
+        <m:r>
+          <m:t>​</m:t>
         </m:r>
         <m:r>
           <m:rPr>
@@ -15329,8 +15523,22 @@
       <w:pPr>
         <w:pStyle w:val="BodyText"/>
       </w:pPr>
+      <w:ins w:id="3" w:author="PR Preview" w:date="2026-01-01T00:00:00Z">
+        <w:r>
+          <w:rPr>
+            <w:i/>
+            <w:iCs/>
+          </w:rPr>
+          <w:t xml:space="preserve">Remark</w:t>
+        </w:r>
+      </w:ins>
+      <w:ins w:id="4" w:author="PR Preview" w:date="2026-01-01T00:00:00Z">
+        <w:r>
+          <w:t xml:space="preserve">. </w:t>
+        </w:r>
+      </w:ins>
       <w:hyperlink w:anchor="fig-pmf-cdf-quantile">
-        <w:ins w:id="3" w:author="PR Preview" w:date="2026-01-01T00:00:00Z">
+        <w:ins w:id="5" w:author="PR Preview" w:date="2026-01-01T00:00:00Z">
           <w:r>
             <w:rPr>
               <w:rStyle w:val="Hyperlink"/>
@@ -15339,16 +15547,6 @@
           </w:r>
         </w:ins>
       </w:hyperlink>
-      <w:ins w:id="4" w:author="PR Preview" w:date="2026-01-01T00:00:00Z">
-        <w:r>
-          <w:t xml:space="preserve"> </w:t>
-        </w:r>
-      </w:ins>
-      <w:ins w:id="5" w:author="PR Preview" w:date="2026-01-01T00:00:00Z">
-        <w:r>
-          <w:t xml:space="preserve">shows the mass function, CDF and quantile function</w:t>
-        </w:r>
-      </w:ins>
       <w:ins w:id="6" w:author="PR Preview" w:date="2026-01-01T00:00:00Z">
         <w:r>
           <w:t xml:space="preserve"> </w:t>
@@ -15356,7 +15554,7 @@
       </w:ins>
       <w:ins w:id="7" w:author="PR Preview" w:date="2026-01-01T00:00:00Z">
         <w:r>
-          <w:t xml:space="preserve">of the number of heads in two fair coin flips (top row),</w:t>
+          <w:t xml:space="preserve">shows the mass function, CDF and quantile function</w:t>
         </w:r>
       </w:ins>
       <w:ins w:id="8" w:author="PR Preview" w:date="2026-01-01T00:00:00Z">
@@ -15365,6 +15563,16 @@
         </w:r>
       </w:ins>
       <w:ins w:id="9" w:author="PR Preview" w:date="2026-01-01T00:00:00Z">
+        <w:r>
+          <w:t xml:space="preserve">of the number of heads in two fair coin flips (top row),</w:t>
+        </w:r>
+      </w:ins>
+      <w:ins w:id="10" w:author="PR Preview" w:date="2026-01-01T00:00:00Z">
+        <w:r>
+          <w:t xml:space="preserve"> </w:t>
+        </w:r>
+      </w:ins>
+      <w:ins w:id="11" w:author="PR Preview" w:date="2026-01-01T00:00:00Z">
         <w:r>
           <w:t xml:space="preserve">beside the density, CDF and quantile function of a standard normal variable (bottom row).</w:t>
         </w:r>
@@ -15386,7 +15594,6 @@
           <w:bookmarkStart w:id="64" w:name="fig-pmf-cdf-quantile"/>
           <w:p>
             <w:pPr>
-              <w:pStyle w:val="Compact"/>
               <w:jc w:val="center"/>
             </w:pPr>
             <w:r>
@@ -15399,7 +15606,7 @@
                     <a:graphicData uri="http://schemas.openxmlformats.org/drawingml/2006/picture">
                       <pic:pic>
                         <pic:nvPicPr>
-                          <pic:cNvPr descr="random-variables_files/figure-docx/fig-pmf-cdf-quantile-1.png" id="63" name="Picture"/>
+                          <pic:cNvPr descr="random-variables_files/figure-docx/pmf-cdf-quantile-plot-1.png" id="63" name="Picture"/>
                           <pic:cNvPicPr>
                             <a:picLocks noChangeArrowheads="1" noChangeAspect="1"/>
                           </pic:cNvPicPr>
@@ -15442,7 +15649,49 @@
               <w:pStyle w:val="ImageCaption"/>
             </w:pPr>
             <w:r>
-              <w:t xml:space="preserve">Figure 1: A probability mass function, cumulative distribution function and quantile function for a discrete random variable (top row: the number of heads in two fair coin flips) and a continuous one (bottom row: the standard normal distribution). The shaded area under the normal density up to a point equals the CDF at that point. The quantile function reverses the CDF: its axes are the CDF’s, swapped.</w:t>
+              <w:t xml:space="preserve">Figure 1: A probability mass function, cumulative distribution function and quantile function</w:t>
+            </w:r>
+            <w:r>
+              <w:t xml:space="preserve"> </w:t>
+            </w:r>
+            <w:r>
+              <w:t xml:space="preserve">for a discrete random variable</w:t>
+            </w:r>
+            <w:r>
+              <w:t xml:space="preserve"> </w:t>
+            </w:r>
+            <w:r>
+              <w:t xml:space="preserve">(top row: the number of heads in two fair coin flips)</w:t>
+            </w:r>
+            <w:r>
+              <w:t xml:space="preserve"> </w:t>
+            </w:r>
+            <w:r>
+              <w:t xml:space="preserve">and a continuous one</w:t>
+            </w:r>
+            <w:r>
+              <w:t xml:space="preserve"> </w:t>
+            </w:r>
+            <w:r>
+              <w:t xml:space="preserve">(bottom row: the standard normal distribution).</w:t>
+            </w:r>
+            <w:r>
+              <w:t xml:space="preserve"> </w:t>
+            </w:r>
+            <w:r>
+              <w:t xml:space="preserve">The shaded area under the normal density up to a point equals the CDF at that point.</w:t>
+            </w:r>
+            <w:r>
+              <w:t xml:space="preserve"> </w:t>
+            </w:r>
+            <w:r>
+              <w:t xml:space="preserve">The quantile function reverses the CDF:</w:t>
+            </w:r>
+            <w:r>
+              <w:t xml:space="preserve"> </w:t>
+            </w:r>
+            <w:r>
+              <w:t xml:space="preserve">its axes are the CDF’s, swapped.</w:t>
             </w:r>
           </w:p>
           <w:bookmarkEnd w:id="64"/>
@@ -15500,6 +15749,9 @@
       </w:r>
       <m:oMath>
         <m:r>
+          <m:rPr>
+            <m:sty m:val="p"/>
+          </m:rPr>
           <m:t>F</m:t>
         </m:r>
       </m:oMath>
@@ -15534,22 +15786,29 @@
         </m:oMathParaPr>
         <m:oMath>
           <m:r>
+            <m:rPr>
+              <m:sty m:val="p"/>
+            </m:rPr>
             <m:t>F</m:t>
           </m:r>
           <m:r>
-            <m:rPr>
-              <m:sty m:val="p"/>
-            </m:rPr>
-            <m:t>(</m:t>
+            <m:t>​</m:t>
           </m:r>
+          <m:d>
+            <m:dPr>
+              <m:begChr m:val="("/>
+              <m:sepChr m:val=""/>
+              <m:endChr m:val=")"/>
+              <m:grow/>
+            </m:dPr>
+            <m:e>
+              <m:r>
+                <m:t>t</m:t>
+              </m:r>
+            </m:e>
+          </m:d>
           <m:r>
-            <m:t>t</m:t>
-          </m:r>
-          <m:r>
-            <m:rPr>
-              <m:sty m:val="p"/>
-            </m:rPr>
-            <m:t>)</m:t>
+            <m:t>​</m:t>
           </m:r>
           <m:r>
             <m:rPr>
@@ -15854,22 +16113,29 @@
           <m:eqArr>
             <m:e>
               <m:r>
+                <m:rPr>
+                  <m:sty m:val="p"/>
+                </m:rPr>
                 <m:t>F</m:t>
               </m:r>
               <m:r>
-                <m:rPr>
-                  <m:sty m:val="p"/>
-                </m:rPr>
-                <m:t>(</m:t>
-              </m:r>
-              <m:r>
-                <m:t>t</m:t>
-              </m:r>
-              <m:r>
-                <m:rPr>
-                  <m:sty m:val="p"/>
-                </m:rPr>
-                <m:t>)</m:t>
+                <m:t>​</m:t>
+              </m:r>
+              <m:d>
+                <m:dPr>
+                  <m:begChr m:val="("/>
+                  <m:sepChr m:val=""/>
+                  <m:endChr m:val=")"/>
+                  <m:grow/>
+                </m:dPr>
+                <m:e>
+                  <m:r>
+                    <m:t>t</m:t>
+                  </m:r>
+                </m:e>
+              </m:d>
+              <m:r>
+                <m:t>​</m:t>
               </m:r>
               <m:r>
                 <m:t>&amp;</m:t>
@@ -15980,22 +16246,29 @@
                 <m:t>=</m:t>
               </m:r>
               <m:r>
+                <m:rPr>
+                  <m:sty m:val="p"/>
+                </m:rPr>
                 <m:t>F</m:t>
               </m:r>
               <m:r>
-                <m:rPr>
-                  <m:sty m:val="p"/>
-                </m:rPr>
-                <m:t>(</m:t>
-              </m:r>
-              <m:r>
-                <m:t>a</m:t>
-              </m:r>
-              <m:r>
-                <m:rPr>
-                  <m:sty m:val="p"/>
-                </m:rPr>
-                <m:t>)</m:t>
+                <m:t>​</m:t>
+              </m:r>
+              <m:d>
+                <m:dPr>
+                  <m:begChr m:val="("/>
+                  <m:sepChr m:val=""/>
+                  <m:endChr m:val=")"/>
+                  <m:grow/>
+                </m:dPr>
+                <m:e>
+                  <m:r>
+                    <m:t>a</m:t>
+                  </m:r>
+                </m:e>
+              </m:d>
+              <m:r>
+                <m:t>​</m:t>
               </m:r>
               <m:r>
                 <m:rPr>
@@ -16113,22 +16386,29 @@
                 <m:t>=</m:t>
               </m:r>
               <m:r>
+                <m:rPr>
+                  <m:sty m:val="p"/>
+                </m:rPr>
                 <m:t>F</m:t>
               </m:r>
               <m:r>
-                <m:rPr>
-                  <m:sty m:val="p"/>
-                </m:rPr>
-                <m:t>(</m:t>
-              </m:r>
-              <m:r>
-                <m:t>a</m:t>
-              </m:r>
-              <m:r>
-                <m:rPr>
-                  <m:sty m:val="p"/>
-                </m:rPr>
-                <m:t>)</m:t>
+                <m:t>​</m:t>
+              </m:r>
+              <m:d>
+                <m:dPr>
+                  <m:begChr m:val="("/>
+                  <m:sepChr m:val=""/>
+                  <m:endChr m:val=")"/>
+                  <m:grow/>
+                </m:dPr>
+                <m:e>
+                  <m:r>
+                    <m:t>a</m:t>
+                  </m:r>
+                </m:e>
+              </m:d>
+              <m:r>
+                <m:t>​</m:t>
               </m:r>
               <m:r>
                 <m:rPr>
@@ -16242,22 +16522,29 @@
       </w:r>
       <m:oMath>
         <m:r>
+          <m:rPr>
+            <m:sty m:val="p"/>
+          </m:rPr>
           <m:t>F</m:t>
         </m:r>
         <m:r>
-          <m:rPr>
-            <m:sty m:val="p"/>
-          </m:rPr>
-          <m:t>(</m:t>
-        </m:r>
-        <m:r>
-          <m:t>a</m:t>
-        </m:r>
-        <m:r>
-          <m:rPr>
-            <m:sty m:val="p"/>
-          </m:rPr>
-          <m:t>)</m:t>
+          <m:t>​</m:t>
+        </m:r>
+        <m:d>
+          <m:dPr>
+            <m:begChr m:val="("/>
+            <m:sepChr m:val=""/>
+            <m:endChr m:val=")"/>
+            <m:grow/>
+          </m:dPr>
+          <m:e>
+            <m:r>
+              <m:t>a</m:t>
+            </m:r>
+          </m:e>
+        </m:d>
+        <m:r>
+          <m:t>​</m:t>
         </m:r>
         <m:r>
           <m:rPr>
@@ -16297,22 +16584,29 @@
       </w:r>
       <m:oMath>
         <m:r>
+          <m:rPr>
+            <m:sty m:val="p"/>
+          </m:rPr>
           <m:t>F</m:t>
         </m:r>
         <m:r>
-          <m:rPr>
-            <m:sty m:val="p"/>
-          </m:rPr>
-          <m:t>(</m:t>
-        </m:r>
-        <m:r>
-          <m:t>t</m:t>
-        </m:r>
-        <m:r>
-          <m:rPr>
-            <m:sty m:val="p"/>
-          </m:rPr>
-          <m:t>)</m:t>
+          <m:t>​</m:t>
+        </m:r>
+        <m:d>
+          <m:dPr>
+            <m:begChr m:val="("/>
+            <m:sepChr m:val=""/>
+            <m:endChr m:val=")"/>
+            <m:grow/>
+          </m:dPr>
+          <m:e>
+            <m:r>
+              <m:t>t</m:t>
+            </m:r>
+          </m:e>
+        </m:d>
+        <m:r>
+          <m:t>​</m:t>
         </m:r>
         <m:r>
           <m:rPr>
@@ -16432,6 +16726,9 @@
       </w:r>
       <m:oMath>
         <m:r>
+          <m:rPr>
+            <m:sty m:val="p"/>
+          </m:rPr>
           <m:t>F</m:t>
         </m:r>
       </m:oMath>
@@ -16531,22 +16828,29 @@
             </m:den>
           </m:f>
           <m:r>
+            <m:rPr>
+              <m:sty m:val="p"/>
+            </m:rPr>
             <m:t>F</m:t>
           </m:r>
           <m:r>
-            <m:rPr>
-              <m:sty m:val="p"/>
-            </m:rPr>
-            <m:t>(</m:t>
+            <m:t>​</m:t>
           </m:r>
+          <m:d>
+            <m:dPr>
+              <m:begChr m:val="("/>
+              <m:sepChr m:val=""/>
+              <m:endChr m:val=")"/>
+              <m:grow/>
+            </m:dPr>
+            <m:e>
+              <m:r>
+                <m:t>t</m:t>
+              </m:r>
+            </m:e>
+          </m:d>
           <m:r>
-            <m:t>t</m:t>
-          </m:r>
-          <m:r>
-            <m:rPr>
-              <m:sty m:val="p"/>
-            </m:rPr>
-            <m:t>)</m:t>
+            <m:t>​</m:t>
           </m:r>
         </m:oMath>
       </m:oMathPara>
@@ -16588,22 +16892,29 @@
       </w:r>
       <m:oMath>
         <m:r>
+          <m:rPr>
+            <m:sty m:val="p"/>
+          </m:rPr>
           <m:t>F</m:t>
         </m:r>
         <m:r>
-          <m:rPr>
-            <m:sty m:val="p"/>
-          </m:rPr>
-          <m:t>(</m:t>
-        </m:r>
-        <m:r>
-          <m:t>t</m:t>
-        </m:r>
-        <m:r>
-          <m:rPr>
-            <m:sty m:val="p"/>
-          </m:rPr>
-          <m:t>)</m:t>
+          <m:t>​</m:t>
+        </m:r>
+        <m:d>
+          <m:dPr>
+            <m:begChr m:val="("/>
+            <m:sepChr m:val=""/>
+            <m:endChr m:val=")"/>
+            <m:grow/>
+          </m:dPr>
+          <m:e>
+            <m:r>
+              <m:t>t</m:t>
+            </m:r>
+          </m:e>
+        </m:d>
+        <m:r>
+          <m:t>​</m:t>
         </m:r>
         <m:r>
           <m:rPr>
@@ -16858,6 +17169,9 @@
       </w:r>
       <m:oMath>
         <m:r>
+          <m:rPr>
+            <m:sty m:val="p"/>
+          </m:rPr>
           <m:t>F</m:t>
         </m:r>
       </m:oMath>
@@ -16892,6 +17206,9 @@
       </w:r>
       <m:oMath>
         <m:r>
+          <m:rPr>
+            <m:sty m:val="p"/>
+          </m:rPr>
           <m:t>F</m:t>
         </m:r>
       </m:oMath>
@@ -16908,6 +17225,9 @@
         <m:sSup>
           <m:e>
             <m:r>
+              <m:rPr>
+                <m:sty m:val="p"/>
+              </m:rPr>
               <m:t>F</m:t>
             </m:r>
           </m:e>
@@ -17007,6 +17327,9 @@
         <m:sSup>
           <m:e>
             <m:r>
+              <m:rPr>
+                <m:sty m:val="p"/>
+              </m:rPr>
               <m:t>F</m:t>
             </m:r>
           </m:e>
@@ -17267,22 +17590,29 @@
           <m:eqArr>
             <m:e>
               <m:r>
+                <m:rPr>
+                  <m:sty m:val="p"/>
+                </m:rPr>
                 <m:t>F</m:t>
               </m:r>
               <m:r>
-                <m:rPr>
-                  <m:sty m:val="p"/>
-                </m:rPr>
-                <m:t>(</m:t>
-              </m:r>
-              <m:r>
-                <m:t>t</m:t>
-              </m:r>
-              <m:r>
-                <m:rPr>
-                  <m:sty m:val="p"/>
-                </m:rPr>
-                <m:t>)</m:t>
+                <m:t>​</m:t>
+              </m:r>
+              <m:d>
+                <m:dPr>
+                  <m:begChr m:val="("/>
+                  <m:sepChr m:val=""/>
+                  <m:endChr m:val=")"/>
+                  <m:grow/>
+                </m:dPr>
+                <m:e>
+                  <m:r>
+                    <m:t>t</m:t>
+                  </m:r>
+                </m:e>
+              </m:d>
+              <m:r>
+                <m:t>​</m:t>
               </m:r>
               <m:r>
                 <m:t>&amp;</m:t>
@@ -17606,22 +17936,29 @@
                 </m:den>
               </m:f>
               <m:r>
+                <m:rPr>
+                  <m:sty m:val="p"/>
+                </m:rPr>
                 <m:t>F</m:t>
               </m:r>
               <m:r>
-                <m:rPr>
-                  <m:sty m:val="p"/>
-                </m:rPr>
-                <m:t>(</m:t>
-              </m:r>
-              <m:r>
-                <m:t>t</m:t>
-              </m:r>
-              <m:r>
-                <m:rPr>
-                  <m:sty m:val="p"/>
-                </m:rPr>
-                <m:t>)</m:t>
+                <m:t>​</m:t>
+              </m:r>
+              <m:d>
+                <m:dPr>
+                  <m:begChr m:val="("/>
+                  <m:sepChr m:val=""/>
+                  <m:endChr m:val=")"/>
+                  <m:grow/>
+                </m:dPr>
+                <m:e>
+                  <m:r>
+                    <m:t>t</m:t>
+                  </m:r>
+                </m:e>
+              </m:d>
+              <m:r>
+                <m:t>​</m:t>
               </m:r>
               <m:r>
                 <m:t>&amp;</m:t>
@@ -17721,6 +18058,9 @@
       </w:r>
       <m:oMath>
         <m:r>
+          <m:rPr>
+            <m:sty m:val="p"/>
+          </m:rPr>
           <m:t>F</m:t>
         </m:r>
       </m:oMath>
@@ -17761,6 +18101,9 @@
       </w:r>
       <m:oMath>
         <m:r>
+          <m:rPr>
+            <m:sty m:val="p"/>
+          </m:rPr>
           <m:t>F</m:t>
         </m:r>
       </m:oMath>
@@ -17823,6 +18166,9 @@
         <m:sSup>
           <m:e>
             <m:r>
+              <m:rPr>
+                <m:sty m:val="p"/>
+              </m:rPr>
               <m:t>F</m:t>
             </m:r>
           </m:e>
@@ -18370,22 +18716,29 @@
                 <m:t>=</m:t>
               </m:r>
               <m:r>
+                <m:rPr>
+                  <m:sty m:val="p"/>
+                </m:rPr>
                 <m:t>F</m:t>
               </m:r>
               <m:r>
-                <m:rPr>
-                  <m:sty m:val="p"/>
-                </m:rPr>
-                <m:t>(</m:t>
-              </m:r>
-              <m:r>
-                <m:t>x</m:t>
-              </m:r>
-              <m:r>
-                <m:rPr>
-                  <m:sty m:val="p"/>
-                </m:rPr>
-                <m:t>)</m:t>
+                <m:t>​</m:t>
+              </m:r>
+              <m:d>
+                <m:dPr>
+                  <m:begChr m:val="("/>
+                  <m:sepChr m:val=""/>
+                  <m:endChr m:val=")"/>
+                  <m:grow/>
+                </m:dPr>
+                <m:e>
+                  <m:r>
+                    <m:t>x</m:t>
+                  </m:r>
+                </m:e>
+              </m:d>
+              <m:r>
+                <m:t>​</m:t>
               </m:r>
               <m:r>
                 <m:rPr>
@@ -18394,34 +18747,41 @@
                 <m:t>−</m:t>
               </m:r>
               <m:r>
+                <m:rPr>
+                  <m:sty m:val="p"/>
+                </m:rPr>
                 <m:t>F</m:t>
               </m:r>
               <m:r>
-                <m:rPr>
-                  <m:sty m:val="p"/>
-                </m:rPr>
-                <m:t>(</m:t>
-              </m:r>
-              <m:r>
-                <m:t>x</m:t>
-              </m:r>
-              <m:r>
-                <m:rPr>
-                  <m:sty m:val="p"/>
-                </m:rPr>
-                <m:t>−</m:t>
-              </m:r>
-              <m:r>
-                <m:rPr>
-                  <m:sty m:val="p"/>
-                </m:rPr>
-                <m:t>Δ</m:t>
-              </m:r>
-              <m:r>
-                <m:rPr>
-                  <m:sty m:val="p"/>
-                </m:rPr>
-                <m:t>)</m:t>
+                <m:t>​</m:t>
+              </m:r>
+              <m:d>
+                <m:dPr>
+                  <m:begChr m:val="("/>
+                  <m:sepChr m:val=""/>
+                  <m:endChr m:val=")"/>
+                  <m:grow/>
+                </m:dPr>
+                <m:e>
+                  <m:r>
+                    <m:t>x</m:t>
+                  </m:r>
+                  <m:r>
+                    <m:rPr>
+                      <m:sty m:val="p"/>
+                    </m:rPr>
+                    <m:t>−</m:t>
+                  </m:r>
+                  <m:r>
+                    <m:rPr>
+                      <m:sty m:val="p"/>
+                    </m:rPr>
+                    <m:t>Δ</m:t>
+                  </m:r>
+                </m:e>
+              </m:d>
+              <m:r>
+                <m:t>​</m:t>
               </m:r>
               <m:r>
                 <m:t>&amp;</m:t>
@@ -18453,22 +18813,29 @@
       </w:r>
       <m:oMath>
         <m:r>
+          <m:rPr>
+            <m:sty m:val="p"/>
+          </m:rPr>
           <m:t>F</m:t>
         </m:r>
         <m:r>
-          <m:rPr>
-            <m:sty m:val="p"/>
-          </m:rPr>
-          <m:t>(</m:t>
-        </m:r>
-        <m:r>
-          <m:t>x</m:t>
-        </m:r>
-        <m:r>
-          <m:rPr>
-            <m:sty m:val="p"/>
-          </m:rPr>
-          <m:t>)</m:t>
+          <m:t>​</m:t>
+        </m:r>
+        <m:d>
+          <m:dPr>
+            <m:begChr m:val="("/>
+            <m:sepChr m:val=""/>
+            <m:endChr m:val=")"/>
+            <m:grow/>
+          </m:dPr>
+          <m:e>
+            <m:r>
+              <m:t>x</m:t>
+            </m:r>
+          </m:e>
+        </m:d>
+        <m:r>
+          <m:t>​</m:t>
         </m:r>
         <m:r>
           <m:rPr>
@@ -18477,23 +18844,62 @@
           <m:t>−</m:t>
         </m:r>
         <m:r>
+          <m:rPr>
+            <m:sty m:val="p"/>
+          </m:rPr>
           <m:t>F</m:t>
         </m:r>
         <m:r>
-          <m:rPr>
-            <m:sty m:val="p"/>
-          </m:rPr>
-          <m:t>(</m:t>
-        </m:r>
-        <m:r>
-          <m:t>x</m:t>
-        </m:r>
-        <m:r>
-          <m:rPr>
-            <m:sty m:val="p"/>
-          </m:rPr>
-          <m:t>−</m:t>
-        </m:r>
+          <m:t>​</m:t>
+        </m:r>
+        <m:d>
+          <m:dPr>
+            <m:begChr m:val="("/>
+            <m:sepChr m:val=""/>
+            <m:endChr m:val=")"/>
+            <m:grow/>
+          </m:dPr>
+          <m:e>
+            <m:r>
+              <m:t>x</m:t>
+            </m:r>
+            <m:r>
+              <m:rPr>
+                <m:sty m:val="p"/>
+              </m:rPr>
+              <m:t>−</m:t>
+            </m:r>
+            <m:r>
+              <m:rPr>
+                <m:sty m:val="p"/>
+              </m:rPr>
+              <m:t>Δ</m:t>
+            </m:r>
+          </m:e>
+        </m:d>
+        <m:r>
+          <m:t>​</m:t>
+        </m:r>
+        <m:r>
+          <m:rPr>
+            <m:sty m:val="p"/>
+          </m:rPr>
+          <m:t>→</m:t>
+        </m:r>
+        <m:r>
+          <m:t>0</m:t>
+        </m:r>
+      </m:oMath>
+      <w:r>
+        <w:t xml:space="preserve"> </w:t>
+      </w:r>
+      <w:r>
+        <w:t xml:space="preserve">as</w:t>
+      </w:r>
+      <w:r>
+        <w:t xml:space="preserve"> </w:t>
+      </w:r>
+      <m:oMath>
         <m:r>
           <m:rPr>
             <m:sty m:val="p"/>
@@ -18504,45 +18910,13 @@
           <m:rPr>
             <m:sty m:val="p"/>
           </m:rPr>
-          <m:t>)</m:t>
-        </m:r>
-        <m:r>
-          <m:rPr>
-            <m:sty m:val="p"/>
-          </m:rPr>
-          <m:t>→</m:t>
+          <m:t>↓</m:t>
         </m:r>
         <m:r>
           <m:t>0</m:t>
         </m:r>
       </m:oMath>
       <w:r>
-        <w:t xml:space="preserve"> </w:t>
-      </w:r>
-      <w:r>
-        <w:t xml:space="preserve">as</w:t>
-      </w:r>
-      <w:r>
-        <w:t xml:space="preserve"> </w:t>
-      </w:r>
-      <m:oMath>
-        <m:r>
-          <m:rPr>
-            <m:sty m:val="p"/>
-          </m:rPr>
-          <m:t>Δ</m:t>
-        </m:r>
-        <m:r>
-          <m:rPr>
-            <m:sty m:val="p"/>
-          </m:rPr>
-          <m:t>↓</m:t>
-        </m:r>
-        <m:r>
-          <m:t>0</m:t>
-        </m:r>
-      </m:oMath>
-      <w:r>
         <w:t xml:space="preserve">, because</w:t>
       </w:r>
       <w:r>
@@ -18550,6 +18924,9 @@
       </w:r>
       <m:oMath>
         <m:r>
+          <m:rPr>
+            <m:sty m:val="p"/>
+          </m:rPr>
           <m:t>F</m:t>
         </m:r>
       </m:oMath>
@@ -18836,22 +19213,29 @@
                 <m:t>=</m:t>
               </m:r>
               <m:r>
+                <m:rPr>
+                  <m:sty m:val="p"/>
+                </m:rPr>
                 <m:t>F</m:t>
               </m:r>
               <m:r>
-                <m:rPr>
-                  <m:sty m:val="p"/>
-                </m:rPr>
-                <m:t>(</m:t>
-              </m:r>
-              <m:r>
-                <m:t>b</m:t>
-              </m:r>
-              <m:r>
-                <m:rPr>
-                  <m:sty m:val="p"/>
-                </m:rPr>
-                <m:t>)</m:t>
+                <m:t>​</m:t>
+              </m:r>
+              <m:d>
+                <m:dPr>
+                  <m:begChr m:val="("/>
+                  <m:sepChr m:val=""/>
+                  <m:endChr m:val=")"/>
+                  <m:grow/>
+                </m:dPr>
+                <m:e>
+                  <m:r>
+                    <m:t>b</m:t>
+                  </m:r>
+                </m:e>
+              </m:d>
+              <m:r>
+                <m:t>​</m:t>
               </m:r>
               <m:r>
                 <m:rPr>
@@ -18860,22 +19244,29 @@
                 <m:t>−</m:t>
               </m:r>
               <m:r>
+                <m:rPr>
+                  <m:sty m:val="p"/>
+                </m:rPr>
                 <m:t>F</m:t>
               </m:r>
               <m:r>
-                <m:rPr>
-                  <m:sty m:val="p"/>
-                </m:rPr>
-                <m:t>(</m:t>
-              </m:r>
-              <m:r>
-                <m:t>a</m:t>
-              </m:r>
-              <m:r>
-                <m:rPr>
-                  <m:sty m:val="p"/>
-                </m:rPr>
-                <m:t>)</m:t>
+                <m:t>​</m:t>
+              </m:r>
+              <m:d>
+                <m:dPr>
+                  <m:begChr m:val="("/>
+                  <m:sepChr m:val=""/>
+                  <m:endChr m:val=")"/>
+                  <m:grow/>
+                </m:dPr>
+                <m:e>
+                  <m:r>
+                    <m:t>a</m:t>
+                  </m:r>
+                </m:e>
+              </m:d>
+              <m:r>
+                <m:t>​</m:t>
               </m:r>
               <m:r>
                 <m:t>&amp;</m:t>
@@ -18922,6 +19313,9 @@
                   <m:sSup>
                     <m:e>
                       <m:r>
+                        <m:rPr>
+                          <m:sty m:val="p"/>
+                        </m:rPr>
                         <m:t>F</m:t>
                       </m:r>
                     </m:e>
@@ -19039,6 +19433,9 @@
         <m:sSup>
           <m:e>
             <m:r>
+              <m:rPr>
+                <m:sty m:val="p"/>
+              </m:rPr>
               <m:t>F</m:t>
             </m:r>
           </m:e>
@@ -19069,6 +19466,9 @@
       </w:r>
       <m:oMath>
         <m:r>
+          <m:rPr>
+            <m:sty m:val="p"/>
+          </m:rPr>
           <m:t>F</m:t>
         </m:r>
       </m:oMath>
@@ -19091,6 +19491,9 @@
         <m:sSup>
           <m:e>
             <m:r>
+              <m:rPr>
+                <m:sty m:val="p"/>
+              </m:rPr>
               <m:t>F</m:t>
             </m:r>
           </m:e>
@@ -19124,6 +19527,9 @@
       </w:r>
       <m:oMath>
         <m:r>
+          <m:rPr>
+            <m:sty m:val="p"/>
+          </m:rPr>
           <m:t>F</m:t>
         </m:r>
       </m:oMath>
@@ -19182,14 +19588,50 @@
       </w:r>
       <m:oMath>
         <m:r>
+          <m:rPr>
+            <m:sty m:val="p"/>
+          </m:rPr>
           <m:t>F</m:t>
         </m:r>
         <m:r>
-          <m:rPr>
-            <m:sty m:val="p"/>
-          </m:rPr>
-          <m:t>(</m:t>
-        </m:r>
+          <m:t>​</m:t>
+        </m:r>
+        <m:d>
+          <m:dPr>
+            <m:begChr m:val="("/>
+            <m:sepChr m:val=""/>
+            <m:endChr m:val=")"/>
+            <m:grow/>
+          </m:dPr>
+          <m:e>
+            <m:r>
+              <m:t>t</m:t>
+            </m:r>
+          </m:e>
+        </m:d>
+        <m:r>
+          <m:t>​</m:t>
+        </m:r>
+        <m:r>
+          <m:rPr>
+            <m:sty m:val="p"/>
+          </m:rPr>
+          <m:t>=</m:t>
+        </m:r>
+        <m:r>
+          <m:t>0</m:t>
+        </m:r>
+      </m:oMath>
+      <w:r>
+        <w:t xml:space="preserve"> </w:t>
+      </w:r>
+      <w:r>
+        <w:t xml:space="preserve">for</w:t>
+      </w:r>
+      <w:r>
+        <w:t xml:space="preserve"> </w:t>
+      </w:r>
+      <m:oMath>
         <m:r>
           <m:t>t</m:t>
         </m:r>
@@ -19197,42 +19639,13 @@
           <m:rPr>
             <m:sty m:val="p"/>
           </m:rPr>
-          <m:t>)</m:t>
-        </m:r>
-        <m:r>
-          <m:rPr>
-            <m:sty m:val="p"/>
-          </m:rPr>
-          <m:t>=</m:t>
+          <m:t>&lt;</m:t>
         </m:r>
         <m:r>
           <m:t>0</m:t>
         </m:r>
       </m:oMath>
       <w:r>
-        <w:t xml:space="preserve"> </w:t>
-      </w:r>
-      <w:r>
-        <w:t xml:space="preserve">for</w:t>
-      </w:r>
-      <w:r>
-        <w:t xml:space="preserve"> </w:t>
-      </w:r>
-      <m:oMath>
-        <m:r>
-          <m:t>t</m:t>
-        </m:r>
-        <m:r>
-          <m:rPr>
-            <m:sty m:val="p"/>
-          </m:rPr>
-          <m:t>&lt;</m:t>
-        </m:r>
-        <m:r>
-          <m:t>0</m:t>
-        </m:r>
-      </m:oMath>
-      <w:r>
         <w:t xml:space="preserve">,</w:t>
       </w:r>
       <w:r>
@@ -19240,22 +19653,29 @@
       </w:r>
       <m:oMath>
         <m:r>
+          <m:rPr>
+            <m:sty m:val="p"/>
+          </m:rPr>
           <m:t>F</m:t>
         </m:r>
         <m:r>
-          <m:rPr>
-            <m:sty m:val="p"/>
-          </m:rPr>
-          <m:t>(</m:t>
-        </m:r>
-        <m:r>
-          <m:t>t</m:t>
-        </m:r>
-        <m:r>
-          <m:rPr>
-            <m:sty m:val="p"/>
-          </m:rPr>
-          <m:t>)</m:t>
+          <m:t>​</m:t>
+        </m:r>
+        <m:d>
+          <m:dPr>
+            <m:begChr m:val="("/>
+            <m:sepChr m:val=""/>
+            <m:endChr m:val=")"/>
+            <m:grow/>
+          </m:dPr>
+          <m:e>
+            <m:r>
+              <m:t>t</m:t>
+            </m:r>
+          </m:e>
+        </m:d>
+        <m:r>
+          <m:t>​</m:t>
         </m:r>
         <m:r>
           <m:rPr>
@@ -19322,14 +19742,50 @@
       </w:r>
       <m:oMath>
         <m:r>
+          <m:rPr>
+            <m:sty m:val="p"/>
+          </m:rPr>
           <m:t>F</m:t>
         </m:r>
         <m:r>
-          <m:rPr>
-            <m:sty m:val="p"/>
-          </m:rPr>
-          <m:t>(</m:t>
-        </m:r>
+          <m:t>​</m:t>
+        </m:r>
+        <m:d>
+          <m:dPr>
+            <m:begChr m:val="("/>
+            <m:sepChr m:val=""/>
+            <m:endChr m:val=")"/>
+            <m:grow/>
+          </m:dPr>
+          <m:e>
+            <m:r>
+              <m:t>t</m:t>
+            </m:r>
+          </m:e>
+        </m:d>
+        <m:r>
+          <m:t>​</m:t>
+        </m:r>
+        <m:r>
+          <m:rPr>
+            <m:sty m:val="p"/>
+          </m:rPr>
+          <m:t>=</m:t>
+        </m:r>
+        <m:r>
+          <m:t>1</m:t>
+        </m:r>
+      </m:oMath>
+      <w:r>
+        <w:t xml:space="preserve"> </w:t>
+      </w:r>
+      <w:r>
+        <w:t xml:space="preserve">for</w:t>
+      </w:r>
+      <w:r>
+        <w:t xml:space="preserve"> </w:t>
+      </w:r>
+      <m:oMath>
         <m:r>
           <m:t>t</m:t>
         </m:r>
@@ -19337,42 +19793,13 @@
           <m:rPr>
             <m:sty m:val="p"/>
           </m:rPr>
-          <m:t>)</m:t>
-        </m:r>
-        <m:r>
-          <m:rPr>
-            <m:sty m:val="p"/>
-          </m:rPr>
-          <m:t>=</m:t>
+          <m:t>&gt;</m:t>
         </m:r>
         <m:r>
           <m:t>1</m:t>
         </m:r>
       </m:oMath>
       <w:r>
-        <w:t xml:space="preserve"> </w:t>
-      </w:r>
-      <w:r>
-        <w:t xml:space="preserve">for</w:t>
-      </w:r>
-      <w:r>
-        <w:t xml:space="preserve"> </w:t>
-      </w:r>
-      <m:oMath>
-        <m:r>
-          <m:t>t</m:t>
-        </m:r>
-        <m:r>
-          <m:rPr>
-            <m:sty m:val="p"/>
-          </m:rPr>
-          <m:t>&gt;</m:t>
-        </m:r>
-        <m:r>
-          <m:t>1</m:t>
-        </m:r>
-      </m:oMath>
-      <w:r>
         <w:t xml:space="preserve">.</w:t>
       </w:r>
       <w:r>
@@ -19386,6 +19813,9 @@
       </w:r>
       <m:oMath>
         <m:r>
+          <m:rPr>
+            <m:sty m:val="p"/>
+          </m:rPr>
           <m:t>F</m:t>
         </m:r>
       </m:oMath>
@@ -20236,34 +20666,41 @@
                 </m:fPr>
                 <m:num>
                   <m:r>
-                    <m:t>F</m:t>
-                  </m:r>
-                  <m:r>
                     <m:rPr>
                       <m:sty m:val="p"/>
                     </m:rPr>
-                    <m:t>(</m:t>
-                  </m:r>
-                  <m:r>
-                    <m:t>x</m:t>
-                  </m:r>
-                  <m:r>
-                    <m:rPr>
-                      <m:sty m:val="p"/>
-                    </m:rPr>
-                    <m:t>+</m:t>
-                  </m:r>
-                  <m:r>
-                    <m:rPr>
-                      <m:sty m:val="p"/>
-                    </m:rPr>
-                    <m:t>Δ</m:t>
-                  </m:r>
-                  <m:r>
-                    <m:rPr>
-                      <m:sty m:val="p"/>
-                    </m:rPr>
-                    <m:t>)</m:t>
+                    <m:t>F</m:t>
+                  </m:r>
+                  <m:r>
+                    <m:t>​</m:t>
+                  </m:r>
+                  <m:d>
+                    <m:dPr>
+                      <m:begChr m:val="("/>
+                      <m:sepChr m:val=""/>
+                      <m:endChr m:val=")"/>
+                      <m:grow/>
+                    </m:dPr>
+                    <m:e>
+                      <m:r>
+                        <m:t>x</m:t>
+                      </m:r>
+                      <m:r>
+                        <m:rPr>
+                          <m:sty m:val="p"/>
+                        </m:rPr>
+                        <m:t>+</m:t>
+                      </m:r>
+                      <m:r>
+                        <m:rPr>
+                          <m:sty m:val="p"/>
+                        </m:rPr>
+                        <m:t>Δ</m:t>
+                      </m:r>
+                    </m:e>
+                  </m:d>
+                  <m:r>
+                    <m:t>​</m:t>
                   </m:r>
                   <m:r>
                     <m:rPr>
@@ -20272,22 +20709,29 @@
                     <m:t>−</m:t>
                   </m:r>
                   <m:r>
-                    <m:t>F</m:t>
-                  </m:r>
-                  <m:r>
                     <m:rPr>
                       <m:sty m:val="p"/>
                     </m:rPr>
-                    <m:t>(</m:t>
-                  </m:r>
-                  <m:r>
-                    <m:t>x</m:t>
-                  </m:r>
-                  <m:r>
-                    <m:rPr>
-                      <m:sty m:val="p"/>
-                    </m:rPr>
-                    <m:t>)</m:t>
+                    <m:t>F</m:t>
+                  </m:r>
+                  <m:r>
+                    <m:t>​</m:t>
+                  </m:r>
+                  <m:d>
+                    <m:dPr>
+                      <m:begChr m:val="("/>
+                      <m:sepChr m:val=""/>
+                      <m:endChr m:val=")"/>
+                      <m:grow/>
+                    </m:dPr>
+                    <m:e>
+                      <m:r>
+                        <m:t>x</m:t>
+                      </m:r>
+                    </m:e>
+                  </m:d>
+                  <m:r>
+                    <m:t>​</m:t>
                   </m:r>
                 </m:num>
                 <m:den>
@@ -20343,6 +20787,9 @@
       </w:r>
       <m:oMath>
         <m:r>
+          <m:rPr>
+            <m:sty m:val="p"/>
+          </m:rPr>
           <m:t>F</m:t>
         </m:r>
       </m:oMath>
@@ -20373,6 +20820,9 @@
         <m:sSup>
           <m:e>
             <m:r>
+              <m:rPr>
+                <m:sty m:val="p"/>
+              </m:rPr>
               <m:t>F</m:t>
             </m:r>
           </m:e>
@@ -21140,6 +21590,9 @@
       </w:r>
       <m:oMath>
         <m:r>
+          <m:rPr>
+            <m:sty m:val="p"/>
+          </m:rPr>
           <m:t>F</m:t>
         </m:r>
       </m:oMath>
@@ -21305,34 +21758,41 @@
             </m:fPr>
             <m:num>
               <m:r>
+                <m:rPr>
+                  <m:sty m:val="p"/>
+                </m:rPr>
                 <m:t>F</m:t>
               </m:r>
               <m:r>
-                <m:rPr>
-                  <m:sty m:val="p"/>
-                </m:rPr>
-                <m:t>(</m:t>
-              </m:r>
-              <m:r>
-                <m:t>x</m:t>
-              </m:r>
-              <m:r>
-                <m:rPr>
-                  <m:sty m:val="p"/>
-                </m:rPr>
-                <m:t>+</m:t>
-              </m:r>
-              <m:r>
-                <m:rPr>
-                  <m:sty m:val="p"/>
-                </m:rPr>
-                <m:t>Δ</m:t>
-              </m:r>
-              <m:r>
-                <m:rPr>
-                  <m:sty m:val="p"/>
-                </m:rPr>
-                <m:t>)</m:t>
+                <m:t>​</m:t>
+              </m:r>
+              <m:d>
+                <m:dPr>
+                  <m:begChr m:val="("/>
+                  <m:sepChr m:val=""/>
+                  <m:endChr m:val=")"/>
+                  <m:grow/>
+                </m:dPr>
+                <m:e>
+                  <m:r>
+                    <m:t>x</m:t>
+                  </m:r>
+                  <m:r>
+                    <m:rPr>
+                      <m:sty m:val="p"/>
+                    </m:rPr>
+                    <m:t>+</m:t>
+                  </m:r>
+                  <m:r>
+                    <m:rPr>
+                      <m:sty m:val="p"/>
+                    </m:rPr>
+                    <m:t>Δ</m:t>
+                  </m:r>
+                </m:e>
+              </m:d>
+              <m:r>
+                <m:t>​</m:t>
               </m:r>
               <m:r>
                 <m:rPr>
@@ -21341,22 +21801,29 @@
                 <m:t>−</m:t>
               </m:r>
               <m:r>
+                <m:rPr>
+                  <m:sty m:val="p"/>
+                </m:rPr>
                 <m:t>F</m:t>
               </m:r>
               <m:r>
-                <m:rPr>
-                  <m:sty m:val="p"/>
-                </m:rPr>
-                <m:t>(</m:t>
-              </m:r>
-              <m:r>
-                <m:t>x</m:t>
-              </m:r>
-              <m:r>
-                <m:rPr>
-                  <m:sty m:val="p"/>
-                </m:rPr>
-                <m:t>)</m:t>
+                <m:t>​</m:t>
+              </m:r>
+              <m:d>
+                <m:dPr>
+                  <m:begChr m:val="("/>
+                  <m:sepChr m:val=""/>
+                  <m:endChr m:val=")"/>
+                  <m:grow/>
+                </m:dPr>
+                <m:e>
+                  <m:r>
+                    <m:t>x</m:t>
+                  </m:r>
+                </m:e>
+              </m:d>
+              <m:r>
+                <m:t>​</m:t>
               </m:r>
             </m:num>
             <m:den>
@@ -21389,6 +21856,9 @@
       </w:r>
       <m:oMath>
         <m:r>
+          <m:rPr>
+            <m:sty m:val="p"/>
+          </m:rPr>
           <m:t>F</m:t>
         </m:r>
       </m:oMath>
@@ -22371,6 +22841,9 @@
       </w:r>
       <m:oMath>
         <m:r>
+          <m:rPr>
+            <m:sty m:val="p"/>
+          </m:rPr>
           <m:t>F</m:t>
         </m:r>
       </m:oMath>
@@ -22756,22 +23229,29 @@
                 </m:lim>
               </m:limLow>
               <m:r>
+                <m:rPr>
+                  <m:sty m:val="p"/>
+                </m:rPr>
                 <m:t>F</m:t>
               </m:r>
               <m:r>
-                <m:rPr>
-                  <m:sty m:val="p"/>
-                </m:rPr>
-                <m:t>(</m:t>
-              </m:r>
-              <m:r>
-                <m:t>b</m:t>
-              </m:r>
-              <m:r>
-                <m:rPr>
-                  <m:sty m:val="p"/>
-                </m:rPr>
-                <m:t>)</m:t>
+                <m:t>​</m:t>
+              </m:r>
+              <m:d>
+                <m:dPr>
+                  <m:begChr m:val="("/>
+                  <m:sepChr m:val=""/>
+                  <m:endChr m:val=")"/>
+                  <m:grow/>
+                </m:dPr>
+                <m:e>
+                  <m:r>
+                    <m:t>b</m:t>
+                  </m:r>
+                </m:e>
+              </m:d>
+              <m:r>
+                <m:t>​</m:t>
               </m:r>
               <m:r>
                 <m:t>&amp;</m:t>

--- a/pr-preview/pr-134/random-variables-tracked-changes.docx
+++ b/pr-preview/pr-134/random-variables-tracked-changes.docx
@@ -16,7 +16,7 @@
       </w:pPr>
       <w:del w:id="1" w:author="PR Preview" w:date="2026-01-01T00:00:00Z">
         <w:r>
-          <w:delText xml:space="preserve">Last modified: 2026-10-14 11:38:02 (PDT)</w:delText>
+          <w:delText xml:space="preserve">Last modified: 2026-10-15 08:19:55 (PDT)</w:delText>
         </w:r>
       </w:del>
     </w:p>
@@ -26,7 +26,7 @@
       </w:pPr>
       <w:ins w:id="2" w:author="PR Preview" w:date="2026-01-01T00:00:00Z">
         <w:r>
-          <w:t xml:space="preserve">Last modified: 2026-10-14 15:13:10 (PDT)</w:t>
+          <w:t xml:space="preserve">Last modified: 2026-10-15 08:50:47 (PDT)</w:t>
         </w:r>
       </w:ins>
     </w:p>
@@ -9397,7 +9397,7 @@
           <w:b/>
           <w:bCs/>
         </w:rPr>
-        <w:t xml:space="preserve">Definition 10 (Normal distribution)</w:t>
+        <w:t xml:space="preserve">Definition 10 (Normal distribution (Gaussian distribution))</w:t>
       </w:r>
       <w:r>
         <w:t xml:space="preserve"> </w:t>
@@ -25812,7 +25812,7 @@
           <w:b/>
           <w:bCs/>
         </w:rPr>
-        <w:t xml:space="preserve">Definition 17 (Joint probability mass function)</w:t>
+        <w:t xml:space="preserve">Definition 17 (Joint probability mass function (joint PMF))</w:t>
       </w:r>
       <w:r>
         <w:t xml:space="preserve"> </w:t>
@@ -25882,7 +25882,17 @@
         <w:t xml:space="preserve"> </w:t>
       </w:r>
       <w:r>
-        <w:t xml:space="preserve">(joint PMF) of</w:t>
+        <w:t xml:space="preserve">(</w:t>
+      </w:r>
+      <w:r>
+        <w:rPr>
+          <w:b/>
+          <w:bCs/>
+        </w:rPr>
+        <w:t xml:space="preserve">joint PMF</w:t>
+      </w:r>
+      <w:r>
+        <w:t xml:space="preserve">) of</w:t>
       </w:r>
       <w:r>
         <w:t xml:space="preserve"> </w:t>
@@ -28398,7 +28408,7 @@
           <w:b/>
           <w:bCs/>
         </w:rPr>
-        <w:t xml:space="preserve">Definition 19 (Joint probability density function)</w:t>
+        <w:t xml:space="preserve">Definition 19 (Joint probability density function (joint density))</w:t>
       </w:r>
       <w:r>
         <w:t xml:space="preserve"> </w:t>
@@ -28468,7 +28478,17 @@
         <w:t xml:space="preserve"> </w:t>
       </w:r>
       <w:r>
-        <w:t xml:space="preserve">(joint density) of</w:t>
+        <w:t xml:space="preserve">(</w:t>
+      </w:r>
+      <w:r>
+        <w:rPr>
+          <w:b/>
+          <w:bCs/>
+        </w:rPr>
+        <w:t xml:space="preserve">joint density</w:t>
+      </w:r>
+      <w:r>
+        <w:t xml:space="preserve">) of</w:t>
       </w:r>
       <w:r>
         <w:t xml:space="preserve"> </w:t>
@@ -38409,7 +38429,7 @@
           <w:b/>
           <w:bCs/>
         </w:rPr>
-        <w:t xml:space="preserve">Definition 21 (Survival function)</w:t>
+        <w:t xml:space="preserve">Definition 21 (Survival function (survivor function))</w:t>
       </w:r>
       <w:r>
         <w:t xml:space="preserve"> </w:t>
@@ -40639,7 +40659,7 @@
           <w:b/>
           <w:bCs/>
         </w:rPr>
-        <w:t xml:space="preserve">Definition 22 (Hazard function)</w:t>
+        <w:t xml:space="preserve">Definition 22 (Hazard function (hazard rate, hazard rate function))</w:t>
       </w:r>
       <w:r>
         <w:t xml:space="preserve"> </w:t>
